--- a/resources/Full Pathway/01_PART1_Exploring_Existing_Chatbots/ChattingwithAI_TeacherGuide_FULL_PART1.docx
+++ b/resources/Full Pathway/01_PART1_Exploring_Existing_Chatbots/ChattingwithAI_TeacherGuide_FULL_PART1.docx
@@ -398,7 +398,7 @@
           <w:sz w:val="20"/>
           <w:szCs w:val="20"/>
         </w:rPr>
-        <w:t xml:space="preserve">Use the codes below throughout the implementation steps. </w:t>
+        <w:t xml:space="preserve">Use the resource names below throughout the implementation steps. </w:t>
       </w:r>
     </w:p>
     <w:p>
